--- a/project/documents/multidocmerge/PCTAsgnPOALetter.docx
+++ b/project/documents/multidocmerge/PCTAsgnPOALetter.docx
@@ -4,30 +4,6 @@
   <w:body>
     <w:p>
       <w:pPr>
-        <w:tabs>
-          <w:tab w:val="right" w:pos="9360"/>
-        </w:tabs>
-        <w:rPr>
-          <w:b/>
-          <w:bCs/>
-          <w:sz w:val="24"/>
-        </w:rPr>
-      </w:pPr>
-    </w:p>
-    <w:p>
-      <w:pPr>
-        <w:tabs>
-          <w:tab w:val="right" w:pos="9360"/>
-        </w:tabs>
-        <w:rPr>
-          <w:b/>
-          <w:bCs/>
-          <w:sz w:val="24"/>
-        </w:rPr>
-      </w:pPr>
-    </w:p>
-    <w:p>
-      <w:pPr>
         <w:pStyle w:val="NormalWeb"/>
         <w:spacing w:before="0" w:beforeAutospacing="0" w:after="0" w:afterAutospacing="0"/>
       </w:pPr>
@@ -74,6 +50,12 @@
     <w:p>
       <w:pPr>
         <w:pStyle w:val="NormalWeb"/>
+        <w:spacing w:before="0" w:beforeAutospacing="0" w:after="0" w:afterAutospacing="0"/>
+      </w:pPr>
+    </w:p>
+    <w:p>
+      <w:pPr>
+        <w:pStyle w:val="NormalWeb"/>
       </w:pPr>
       <w:r>
         <w:t xml:space="preserve">SCHWEGMAN LUNDBERG &amp; WOESSNER, P.A. </w:t>
@@ -86,12 +68,28 @@
     </w:p>
     <w:p>
       <w:r>
-        <w:t>&lt;&lt;This.WAName&gt;&gt; &lt;&lt;This.WAPhone&gt;&gt;  &lt;&lt;This.WAEmail&gt;&gt;</w:t>
-      </w:r>
-    </w:p>
-    <w:p>
-      <w:r>
-        <w:t>&lt;&lt;This.paraName&gt;&gt; &lt;&lt;This.paraPhone&gt;&gt;  &lt;&lt;This.paraEmail&gt;&gt;</w:t>
+        <w:t>&lt;&lt;This.WAName&gt;&gt; &lt;&lt;This.WAPhone&gt;</w:t>
+      </w:r>
+      <w:proofErr w:type="gramStart"/>
+      <w:r>
+        <w:t>&gt;  &lt;&lt;This.WAEmail</w:t>
+      </w:r>
+      <w:proofErr w:type="gramEnd"/>
+      <w:r>
+        <w:t>&gt;&gt;</w:t>
+      </w:r>
+    </w:p>
+    <w:p>
+      <w:r>
+        <w:t>&lt;&lt;This.paraName&gt;&gt; &lt;&lt;This.paraPhone&gt;</w:t>
+      </w:r>
+      <w:proofErr w:type="gramStart"/>
+      <w:r>
+        <w:t>&gt;  &lt;&lt;This.paraEmail</w:t>
+      </w:r>
+      <w:proofErr w:type="gramEnd"/>
+      <w:r>
+        <w:t>&gt;&gt;</w:t>
       </w:r>
     </w:p>
     <w:p>
